--- a/docs/reports/oy-rals-practice-guide-rev-20261027.docx
+++ b/docs/reports/oy-rals-practice-guide-rev-20261027.docx
@@ -133,7 +133,7 @@
           <w:i w:val="0"/>
           <w:lang w:val="ko-KR" w:eastAsia="ko-KR"/>
         </w:rPr>
-        <w:t>1. 안전 신호부터 확인 → 2. 01 선별평가·결과해석에서 25문항을 0~4점 또는 미상으로 입력 → 3. 결과 탭 「척도 해석」에서 CORE 공식 판정과 해석지 확인 → 4. 서술을 입력했다면 「서술기록 분석」과 「통합 사정의견」 확인 → 5. 해석지의 면담 질문으로 학생의 희망·기존 지원 확인 → 6. 02 지역자원 연계에서 후보 기관의 확인 상태·이용조건 검토 → 7. 학교는 03 학교 지원, 복지관·아동가족기관·행정복지센터는 04 기관 사례관리에서 실무자료를 작성·출력하고, 계획·점검·재평가 기록은 각 기관의 기록체계에 남깁니다. 해석지 각 부분의 「AI에 묻기」는 필요할 때만 쓰는 선택 기능입니다.</w:t>
+        <w:t>1. 안전 신호부터 확인 → 2. 01 선별평가·결과해석에서 25문항을 0~4점 또는 미상으로 입력 → 3. 결과 탭 「척도 해석」에서 CORE 공식 판정과 해석지 확인 → 4. 서술을 입력했다면 「서술기록 분석」과 「통합 사정의견」 확인 → 5. 해석지의 면담 질문으로 학생의 희망·기존 지원 확인 → 6. 02 지역자원 연계에서 후보 기관의 확인 상태·이용조건 검토 → 7. 학교는 03 학교 지원, 복지관·아동가족기관·행정복지센터는 04 기관 사례관리에서 실무자료를 작성·출력하고, 계획·점검·재평가 기록은 각 기관의 기록체계에 남깁니다 → 8. 05 최종 보고서에서 실무자 의견을 적고 한 사례를 A4 2쪽으로 인쇄·PDF·TXT로 정리합니다. 해석지 각 부분의 「AI에 묻기」는 필요할 때만 쓰는 선택 기능입니다.</w:t>
       </w:r>
     </w:p>
     <w:p>
@@ -1194,6 +1194,21 @@
           <w:lang w:val="ko-KR" w:eastAsia="ko-KR"/>
         </w:rPr>
         <w:t>04 기관 사례관리: 「기관별 실무자료」 탭에서 복지관은 A-0 판정 근거부터 A-4 서비스제공계획 및 점검표까지, 아동·가족기관은 C-0 연결 판단표와 지역아동센터·드림스타트·아동보호전문기관·가족센터 시트를, 행정복지센터는 G-1 급여·지원 검토표를 씁니다. A-0 첫 행은 통합사례관리 선정 준거입니다. 2개 이상 기관의 전문적 개입이 필요하면 통합사례관리 대상으로 보고, 안전 문항(1·2·7·25번)에 응답이 있는 위기 영역이 있으면 2개 이상 기관의 공동 개입 대상으로 봅니다(운영 기관 기준).</w:t>
+      </w:r>
+    </w:p>
+    <w:p>
+      <w:pPr>
+        <w:pStyle w:val="ArticleBody"/>
+        <w:jc w:val="both"/>
+      </w:pPr>
+      <w:r>
+        <w:rPr>
+          <w:rFonts w:ascii="NanumMyeongjo" w:hAnsi="NanumMyeongjo" w:eastAsia="NanumMyeongjo" w:cs="NanumMyeongjo"/>
+          <w:b w:val="0"/>
+          <w:i w:val="0"/>
+          <w:lang w:val="ko-KR" w:eastAsia="ko-KR"/>
+        </w:rPr>
+        <w:t>05 최종 보고서: 01~04의 판정 경로·영역 프로파일·안전 확인·자원 후보를 A4 2쪽으로 모읍니다. 판정은 04의 판정 사슬과 같고, 서술기록을 빼고 출력해도 판정은 그대로이며 서술 원문·인용만 빠집니다. 「실무자 의견」 칸(400자)에 적으면 바로 보고서에 들어갑니다. 저장되지 않으니 인쇄하거나 TXT로 복사해 기관 기록에 옮기세요. 03 또는 04 화면 아래 「05 최종 보고서로 →」 버튼으로 바로 갈 수 있습니다.</w:t>
       </w:r>
     </w:p>
     <w:p>
